--- a/django_hr/documents/templates/cdd-3mois.docx
+++ b/django_hr/documents/templates/cdd-3mois.docx
@@ -1,10 +1,9 @@
 
 <file path=word/document.xml><?xml version="1.0" encoding="utf-8"?>
-<w:document xmlns:wpc="http://schemas.microsoft.com/office/word/2010/wordprocessingCanvas" xmlns:cx="http://schemas.microsoft.com/office/drawing/2014/chartex" xmlns:cx1="http://schemas.microsoft.com/office/drawing/2015/9/8/chartex" xmlns:cx2="http://schemas.microsoft.com/office/drawing/2015/10/21/chartex" xmlns:cx3="http://schemas.microsoft.com/office/drawing/2016/5/9/chartex" xmlns:cx4="http://schemas.microsoft.com/office/drawing/2016/5/10/chartex" xmlns:cx5="http://schemas.microsoft.com/office/drawing/2016/5/11/chartex" xmlns:cx6="http://schemas.microsoft.com/office/drawing/2016/5/12/chartex" xmlns:cx7="http://schemas.microsoft.com/office/drawing/2016/5/13/chartex" xmlns:cx8="http://schemas.microsoft.com/office/drawing/2016/5/14/chartex" xmlns:mc="http://schemas.openxmlformats.org/markup-compatibility/2006" xmlns:aink="http://schemas.microsoft.com/office/drawing/2016/ink" xmlns:am3d="http://schemas.microsoft.com/office/drawing/2017/model3d" xmlns:o="urn:schemas-microsoft-com:office:office" xmlns:r="http://schemas.openxmlformats.org/officeDocument/2006/relationships" xmlns:m="http://schemas.openxmlformats.org/officeDocument/2006/math" xmlns:v="urn:schemas-microsoft-com:vml" xmlns:wp14="http://schemas.microsoft.com/office/word/2010/wordprocessingDrawing" xmlns:wp="http://schemas.openxmlformats.org/drawingml/2006/wordprocessingDrawing" xmlns:w10="urn:schemas-microsoft-com:office:word" xmlns:w="http://schemas.openxmlformats.org/wordprocessingml/2006/main" xmlns:w14="http://schemas.microsoft.com/office/word/2010/wordml" xmlns:w15="http://schemas.microsoft.com/office/word/2012/wordml" xmlns:w16cex="http://schemas.microsoft.com/office/word/2018/wordml/cex" xmlns:w16cid="http://schemas.microsoft.com/office/word/2016/wordml/cid" xmlns:w16="http://schemas.microsoft.com/office/word/2018/wordml" xmlns:w16sdtdh="http://schemas.microsoft.com/office/word/2020/wordml/sdtdatahash" xmlns:w16se="http://schemas.microsoft.com/office/word/2015/wordml/symex" xmlns:wpg="http://schemas.microsoft.com/office/word/2010/wordprocessingGroup" xmlns:wpi="http://schemas.microsoft.com/office/word/2010/wordprocessingInk" xmlns:wne="http://schemas.microsoft.com/office/word/2006/wordml" xmlns:wps="http://schemas.microsoft.com/office/word/2010/wordprocessingShape" mc:Ignorable="w14 w15 w16se w16cid w16 w16cex w16sdtdh wp14">
+<w:document xmlns:wpc="http://schemas.microsoft.com/office/word/2010/wordprocessingCanvas" xmlns:cx="http://schemas.microsoft.com/office/drawing/2014/chartex" xmlns:cx1="http://schemas.microsoft.com/office/drawing/2015/9/8/chartex" xmlns:cx2="http://schemas.microsoft.com/office/drawing/2015/10/21/chartex" xmlns:cx3="http://schemas.microsoft.com/office/drawing/2016/5/9/chartex" xmlns:cx4="http://schemas.microsoft.com/office/drawing/2016/5/10/chartex" xmlns:cx5="http://schemas.microsoft.com/office/drawing/2016/5/11/chartex" xmlns:cx6="http://schemas.microsoft.com/office/drawing/2016/5/12/chartex" xmlns:cx7="http://schemas.microsoft.com/office/drawing/2016/5/13/chartex" xmlns:cx8="http://schemas.microsoft.com/office/drawing/2016/5/14/chartex" xmlns:mc="http://schemas.openxmlformats.org/markup-compatibility/2006" xmlns:aink="http://schemas.microsoft.com/office/drawing/2016/ink" xmlns:am3d="http://schemas.microsoft.com/office/drawing/2017/model3d" xmlns:o="urn:schemas-microsoft-com:office:office" xmlns:oel="http://schemas.microsoft.com/office/2019/extlst" xmlns:r="http://schemas.openxmlformats.org/officeDocument/2006/relationships" xmlns:m="http://schemas.openxmlformats.org/officeDocument/2006/math" xmlns:v="urn:schemas-microsoft-com:vml" xmlns:wp14="http://schemas.microsoft.com/office/word/2010/wordprocessingDrawing" xmlns:wp="http://schemas.openxmlformats.org/drawingml/2006/wordprocessingDrawing" xmlns:w10="urn:schemas-microsoft-com:office:word" xmlns:w="http://schemas.openxmlformats.org/wordprocessingml/2006/main" xmlns:w14="http://schemas.microsoft.com/office/word/2010/wordml" xmlns:w15="http://schemas.microsoft.com/office/word/2012/wordml" xmlns:w16cei="http://schemas.microsoft.com/office/word/2026/wordml/cei" xmlns:w16cex="http://schemas.microsoft.com/office/word/2018/wordml/cex" xmlns:w16cid="http://schemas.microsoft.com/office/word/2016/wordml/cid" xmlns:w16="http://schemas.microsoft.com/office/word/2018/wordml" xmlns:w16du="http://schemas.microsoft.com/office/word/2023/wordml/word16du" xmlns:w16sdtdh="http://schemas.microsoft.com/office/word/2020/wordml/sdtdatahash" xmlns:w16sdtfl="http://schemas.microsoft.com/office/word/2024/wordml/sdtformatlock" xmlns:w16se="http://schemas.microsoft.com/office/word/2015/wordml/symex" xmlns:wpg="http://schemas.microsoft.com/office/word/2010/wordprocessingGroup" xmlns:wpi="http://schemas.microsoft.com/office/word/2010/wordprocessingInk" xmlns:wne="http://schemas.microsoft.com/office/word/2006/wordml" xmlns:wps="http://schemas.microsoft.com/office/word/2010/wordprocessingShape" mc:Ignorable="w14 w15 w16se w16cid w16 w16cex w16sdtdh w16sdtfl w16du wp14">
   <w:body>
     <w:p>
       <w:pPr>
-        <w:spacing w:after="120"/>
         <w:rPr>
           <w:sz w:val="24"/>
           <w:szCs w:val="24"/>
@@ -106,7 +105,6 @@
     </w:p>
     <w:p>
       <w:pPr>
-        <w:spacing w:after="120"/>
         <w:rPr>
           <w:sz w:val="24"/>
           <w:szCs w:val="24"/>
@@ -172,7 +170,6 @@
     </w:p>
     <w:p>
       <w:pPr>
-        <w:spacing w:after="120"/>
         <w:rPr>
           <w:sz w:val="24"/>
           <w:szCs w:val="24"/>
@@ -240,19 +237,11 @@
           <w:sz w:val="24"/>
           <w:szCs w:val="24"/>
         </w:rPr>
-        <w:t xml:space="preserve"> </w:t>
-      </w:r>
-      <w:r>
-        <w:rPr>
-          <w:sz w:val="24"/>
-          <w:szCs w:val="24"/>
-        </w:rPr>
-        <w:t xml:space="preserve"> </w:t>
+        <w:t xml:space="preserve">  </w:t>
       </w:r>
     </w:p>
     <w:p>
       <w:pPr>
-        <w:spacing w:after="120"/>
         <w:rPr>
           <w:sz w:val="24"/>
           <w:szCs w:val="24"/>
@@ -263,14 +252,7 @@
           <w:sz w:val="24"/>
           <w:szCs w:val="24"/>
         </w:rPr>
-        <w:t>SECTION</w:t>
-      </w:r>
-      <w:r>
-        <w:rPr>
-          <w:sz w:val="24"/>
-          <w:szCs w:val="24"/>
-        </w:rPr>
-        <w:t xml:space="preserve"> : </w:t>
+        <w:t xml:space="preserve">SECTION : </w:t>
       </w:r>
       <w:r>
         <w:rPr>
@@ -357,47 +339,10 @@
         </w:rPr>
         <w:tab/>
         <w:t xml:space="preserve">Site : </w:t>
-      </w:r>
-      <w:r>
-        <w:rPr>
-          <w:sz w:val="24"/>
-          <w:szCs w:val="24"/>
-        </w:rPr>
-        <w:fldChar w:fldCharType="begin"/>
-      </w:r>
-      <w:r>
-        <w:rPr>
-          <w:sz w:val="24"/>
-          <w:szCs w:val="24"/>
-        </w:rPr>
-        <w:instrText xml:space="preserve"> MERGEFIELD Site_Publi </w:instrText>
-      </w:r>
-      <w:r>
-        <w:rPr>
-          <w:sz w:val="24"/>
-          <w:szCs w:val="24"/>
-        </w:rPr>
-        <w:fldChar w:fldCharType="separate"/>
-      </w:r>
-      <w:r>
-        <w:rPr>
-          <w:noProof/>
-          <w:sz w:val="24"/>
-          <w:szCs w:val="24"/>
-        </w:rPr>
-        <w:t>PBI3</w:t>
-      </w:r>
-      <w:r>
-        <w:rPr>
-          <w:sz w:val="24"/>
-          <w:szCs w:val="24"/>
-        </w:rPr>
-        <w:fldChar w:fldCharType="end"/>
       </w:r>
     </w:p>
     <w:p>
       <w:pPr>
-        <w:spacing w:after="120"/>
         <w:rPr>
           <w:sz w:val="24"/>
           <w:szCs w:val="24"/>
@@ -476,21 +421,7 @@
           <w:sz w:val="24"/>
           <w:szCs w:val="24"/>
         </w:rPr>
-        <w:t>Date de début du contrat :</w:t>
-      </w:r>
-      <w:r>
-        <w:rPr>
-          <w:sz w:val="24"/>
-          <w:szCs w:val="24"/>
-        </w:rPr>
-        <w:t xml:space="preserve"> </w:t>
-      </w:r>
-      <w:r>
-        <w:rPr>
-          <w:sz w:val="24"/>
-          <w:szCs w:val="24"/>
-        </w:rPr>
-        <w:t xml:space="preserve"> </w:t>
+        <w:t xml:space="preserve">Date de début du contrat :  </w:t>
       </w:r>
       <w:r>
         <w:rPr>
@@ -534,62 +465,7 @@
           <w:szCs w:val="24"/>
         </w:rPr>
         <w:tab/>
-      </w:r>
-      <w:r>
-        <w:rPr>
-          <w:sz w:val="24"/>
-          <w:szCs w:val="24"/>
-        </w:rPr>
-        <w:t xml:space="preserve">  </w:t>
-      </w:r>
-      <w:r>
-        <w:rPr>
-          <w:sz w:val="24"/>
-          <w:szCs w:val="24"/>
-        </w:rPr>
-        <w:t xml:space="preserve">          </w:t>
-      </w:r>
-      <w:r>
-        <w:rPr>
-          <w:sz w:val="24"/>
-          <w:szCs w:val="24"/>
-        </w:rPr>
-        <w:t xml:space="preserve">  </w:t>
-      </w:r>
-      <w:r>
-        <w:rPr>
-          <w:sz w:val="24"/>
-          <w:szCs w:val="24"/>
-        </w:rPr>
-        <w:t>Date</w:t>
-      </w:r>
-      <w:r>
-        <w:rPr>
-          <w:sz w:val="24"/>
-          <w:szCs w:val="24"/>
-        </w:rPr>
-        <w:t xml:space="preserve"> fin </w:t>
-      </w:r>
-      <w:r>
-        <w:rPr>
-          <w:sz w:val="24"/>
-          <w:szCs w:val="24"/>
-        </w:rPr>
-        <w:t>Essaie</w:t>
-      </w:r>
-      <w:r>
-        <w:rPr>
-          <w:sz w:val="24"/>
-          <w:szCs w:val="24"/>
-        </w:rPr>
-        <w:t> :</w:t>
-      </w:r>
-      <w:r>
-        <w:rPr>
-          <w:sz w:val="24"/>
-          <w:szCs w:val="24"/>
-        </w:rPr>
-        <w:t xml:space="preserve"> </w:t>
+        <w:t xml:space="preserve">              Date fin Essaie : </w:t>
       </w:r>
       <w:r>
         <w:rPr>
@@ -742,7 +618,7 @@
       </w:tr>
       <w:tr>
         <w:trPr>
-          <w:trHeight w:val="1042"/>
+          <w:trHeight w:val="850"/>
         </w:trPr>
         <w:tc>
           <w:tcPr>
@@ -898,7 +774,7 @@
       </w:tr>
       <w:tr>
         <w:trPr>
-          <w:trHeight w:val="1648"/>
+          <w:trHeight w:val="1250"/>
         </w:trPr>
         <w:tc>
           <w:tcPr>
@@ -1005,7 +881,6 @@
                 <w:right w:val="nil"/>
                 <w:between w:val="nil"/>
               </w:pBdr>
-              <w:spacing w:line="276" w:lineRule="auto"/>
               <w:ind w:left="720"/>
               <w:rPr>
                 <w:b/>
@@ -1101,7 +976,6 @@
                               <w:txbxContent>
                                 <w:p>
                                   <w:pPr>
-                                    <w:spacing w:line="275" w:lineRule="auto"/>
                                     <w:textDirection w:val="btLr"/>
                                   </w:pPr>
                                 </w:p>
@@ -1118,7 +992,7 @@
                 </mc:Choice>
                 <mc:Fallback>
                   <w:pict>
-                    <v:shape w14:anchorId="1F222725" id="Forme libre 3" o:spid="_x0000_s1026" style="position:absolute;left:0;text-align:left;margin-left:24pt;margin-top:0;width:16.75pt;height:12.75pt;z-index:251659264;visibility:visible;mso-wrap-style:square;mso-wrap-distance-left:9pt;mso-wrap-distance-top:0;mso-wrap-distance-right:9pt;mso-wrap-distance-bottom:0;mso-position-horizontal:absolute;mso-position-horizontal-relative:text;mso-position-vertical:absolute;mso-position-vertical-relative:text;v-text-anchor:top" coordsize="200025,149225" o:spt="100" o:gfxdata="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" adj="-11796480,,5400" path="m,l,149225r200025,l200025,,,xe" strokeweight="1pt">
+                    <v:shape w14:anchorId="1F222725" id="Forme libre 3" o:spid="_x0000_s1026" style="position:absolute;left:0;text-align:left;margin-left:24pt;margin-top:0;width:16.75pt;height:12.75pt;z-index:251659264;visibility:visible;mso-wrap-style:square;mso-wrap-distance-left:9pt;mso-wrap-distance-top:0;mso-wrap-distance-right:9pt;mso-wrap-distance-bottom:0;mso-position-horizontal:absolute;mso-position-horizontal-relative:text;mso-position-vertical:absolute;mso-position-vertical-relative:text;v-text-anchor:top" coordsize="200025,149225" o:spt="100" o:gfxdata="UEsDBBQABgAIAAAAIQC2gziS/gAAAOEBAAATAAAAW0NvbnRlbnRfVHlwZXNdLnhtbJSRQU7DMBBF 90jcwfIWJU67QAgl6YK0S0CoHGBkTxKLZGx5TGhvj5O2G0SRWNoz/78nu9wcxkFMGNg6quQqL6RA 0s5Y6ir5vt9lD1JwBDIwOMJKHpHlpr69KfdHjyxSmriSfYz+USnWPY7AufNIadK6MEJMx9ApD/oD OlTrorhX2lFEilmcO2RdNtjC5xDF9pCuTyYBB5bi6bQ4syoJ3g9WQ0ymaiLzg5KdCXlKLjvcW893 SUOqXwnz5DrgnHtJTxOsQfEKIT7DmDSUCaxw7Rqn8787ZsmRM9e2VmPeBN4uqYvTtW7jvijg9N/y JsXecLq0q+WD6m8AAAD//wMAUEsDBBQABgAIAAAAIQA4/SH/1gAAAJQBAAALAAAAX3JlbHMvLnJl bHOkkMFqwzAMhu+DvYPRfXGawxijTi+j0GvpHsDYimMaW0Yy2fr2M4PBMnrbUb/Q94l/f/hMi1qR JVI2sOt6UJgd+ZiDgffL8ekFlFSbvV0oo4EbChzGx4f9GRdb25HMsYhqlCwG5lrLq9biZkxWOiqY 22YiTra2kYMu1l1tQD30/bPm3wwYN0x18gb45AdQl1tp5j/sFB2T0FQ7R0nTNEV3j6o9feQzro1i OWA14Fm+Q8a1a8+Bvu/d/dMb2JY5uiPbhG/ktn4cqGU/er3pcvwCAAD//wMAUEsDBBQABgAIAAAA IQBEaukqnwIAAKYFAAAOAAAAZHJzL2Uyb0RvYy54bWysVF1v2yAUfZ+0/4B4X+0kzZZEdaqpXaZJ 1Vqp3Q/AGMdoGBiQxPn3O+A4H+2kSdP8YN9rLpdzz7ncm9uuVWQrnJdGF3R0lVMiNDeV1OuC/nhZ fZhR4gPTFVNGi4Luhae3y/fvbnZ2IcamMaoSjiCJ9oudLWgTgl1kmeeNaJm/MlZoLNbGtSzAdeus cmyH7K3Kxnn+MdsZV1lnuPAef+/7RbpM+eta8PBY114EogoKbCG9XXqX8Z0tb9hi7ZhtJD/AYP+A omVS49BjqnsWGNk4+SZVK7kz3tThips2M3UtuUg1oJpR/qqa54ZZkWoBOd4eafL/Ly3/vn1yRFbQ bk6JZi00WoFtQZQsnSCTyNDO+gUCn+2TO3geZiy3q10bvyiEdAWdjq+n8xkk3xd08imfTmAnhkUX CEcAJMvHU0o4AkbX8zFsrGenRHzjw1dhUlK2ffAhbV9Xg8WaweKdHkwHmaPAKgkcKIHAjhIIXPbH Wxbivog0mmR3QtIcgRCAdJvYyI8/Y2vE6NZsxYtJ+0IsEC0E5KltAPq0qvTbqIv6hoDha1O6gY7X bAxRw/dN9IBgCODKeNEzGQtMlB6LBtJzWr1RslpJpWJZ3q3LO+XIloG/VXoOilyEKR05G40/5WCA M1zUWjEQzVuL1vF6ndi62HKRGbLj+VNm63y4Z77pEaQMvWatDJgMSrYFnR32skUjWPVFVyTsLRpV Y6TQCMy3lCiBAQQjNUxgUv09DsQoDa5if/cdHa3QlR2SRLM01R7Xw1u+ksD5wHx4Yg4DYoRjMTRw 4K8NcwChvmncytlsHgkKyZnMRtFx5yvl+QrTvDFoVfDYm3cBXt942nzeBFPL2P8JXw/l4GAYJIkP gytOm3M/RZ3G6/I3AAAA//8DAFBLAwQUAAYACAAAACEAf1MS+tsAAAAFAQAADwAAAGRycy9kb3du cmV2LnhtbEyPwU7DMBBE70j8g7VI3KjdKoGQZlNVAXrhROkHuLGbWMR2FG/b8PcsJ7isNJrRzNtq M/tBXOyUXAwIy4UCYUMbjQsdwuHz7aEAkUgHo4cYLMK3TbCpb28qXZp4DR/2sqdOcElIpUboicZS ytT21uu0iKMN7J3i5DWxnDppJn3lcj/IlVKP0msXeKHXo216237tzx7h6ZWy7EUdyDXb551T5j3f NRPi/d28XYMgO9NfGH7xGR1qZjrGczBJDAhZwa8QAl92i2UO4oiwynOQdSX/09c/AAAA//8DAFBL AQItABQABgAIAAAAIQC2gziS/gAAAOEBAAATAAAAAAAAAAAAAAAAAAAAAABbQ29udGVudF9UeXBl c10ueG1sUEsBAi0AFAAGAAgAAAAhADj9If/WAAAAlAEAAAsAAAAAAAAAAAAAAAAALwEAAF9yZWxz Ly5yZWxzUEsBAi0AFAAGAAgAAAAhAERq6SqfAgAApgUAAA4AAAAAAAAAAAAAAAAALgIAAGRycy9l Mm9Eb2MueG1sUEsBAi0AFAAGAAgAAAAhAH9TEvrbAAAABQEAAA8AAAAAAAAAAAAAAAAA+QQAAGRy cy9kb3ducmV2LnhtbFBLBQYAAAAABAAEAPMAAAABBgAAAAA= " adj="-11796480,,5400" path="m,l,149225r200025,l200025,,,xe" strokeweight="1pt">
                       <v:stroke startarrowwidth="narrow" startarrowlength="short" endarrowwidth="narrow" endarrowlength="short" miterlimit="5243f" joinstyle="miter"/>
                       <v:formulas/>
                       <v:path arrowok="t" o:extrusionok="f" o:connecttype="custom" textboxrect="0,0,200025,149225"/>
@@ -1126,7 +1000,7 @@
                         <w:txbxContent>
                           <w:p>
                             <w:pPr>
-                              <w:spacing w:line="275" w:lineRule="auto"/>
+                              <w:spacing w:line="240" w:lineRule="auto"/>
                               <w:textDirection w:val="btLr"/>
                             </w:pPr>
                           </w:p>
@@ -1147,7 +1021,7 @@
                 <w:right w:val="nil"/>
                 <w:between w:val="nil"/>
               </w:pBdr>
-              <w:spacing w:after="200" w:line="276" w:lineRule="auto"/>
+              <w:spacing w:after="40"/>
               <w:ind w:left="720"/>
               <w:rPr>
                 <w:b/>
@@ -1165,7 +1039,7 @@
                 <w:right w:val="nil"/>
                 <w:between w:val="nil"/>
               </w:pBdr>
-              <w:spacing w:after="200" w:line="276" w:lineRule="auto"/>
+              <w:spacing w:after="40"/>
               <w:ind w:left="720"/>
               <w:rPr>
                 <w:b/>
@@ -1261,7 +1135,6 @@
                               <w:txbxContent>
                                 <w:p>
                                   <w:pPr>
-                                    <w:spacing w:line="275" w:lineRule="auto"/>
                                     <w:textDirection w:val="btLr"/>
                                   </w:pPr>
                                 </w:p>
@@ -1278,7 +1151,7 @@
                 </mc:Choice>
                 <mc:Fallback>
                   <w:pict>
-                    <v:shape w14:anchorId="6BAAFF7C" id="Forme libre 2" o:spid="_x0000_s1027" style="position:absolute;left:0;text-align:left;margin-left:24pt;margin-top:1pt;width:16.75pt;height:15pt;z-index:251660288;visibility:visible;mso-wrap-style:square;mso-wrap-distance-left:9pt;mso-wrap-distance-top:0;mso-wrap-distance-right:9pt;mso-wrap-distance-bottom:0;mso-position-horizontal:absolute;mso-position-horizontal-relative:text;mso-position-vertical:absolute;mso-position-vertical-relative:text;v-text-anchor:top" coordsize="200025,177800" o:spt="100" o:gfxdata="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" adj="-11796480,,5400" path="m,l,177800r200025,l200025,,,xe" strokeweight="1pt">
+                    <v:shape w14:anchorId="6BAAFF7C" id="Forme libre 2" o:spid="_x0000_s1027" style="position:absolute;left:0;text-align:left;margin-left:24pt;margin-top:1pt;width:16.75pt;height:15pt;z-index:251660288;visibility:visible;mso-wrap-style:square;mso-wrap-distance-left:9pt;mso-wrap-distance-top:0;mso-wrap-distance-right:9pt;mso-wrap-distance-bottom:0;mso-position-horizontal:absolute;mso-position-horizontal-relative:text;mso-position-vertical:absolute;mso-position-vertical-relative:text;v-text-anchor:top" coordsize="200025,177800" o:spt="100" o:gfxdata="UEsDBBQABgAIAAAAIQC2gziS/gAAAOEBAAATAAAAW0NvbnRlbnRfVHlwZXNdLnhtbJSRQU7DMBBF 90jcwfIWJU67QAgl6YK0S0CoHGBkTxKLZGx5TGhvj5O2G0SRWNoz/78nu9wcxkFMGNg6quQqL6RA 0s5Y6ir5vt9lD1JwBDIwOMJKHpHlpr69KfdHjyxSmriSfYz+USnWPY7AufNIadK6MEJMx9ApD/oD OlTrorhX2lFEilmcO2RdNtjC5xDF9pCuTyYBB5bi6bQ4syoJ3g9WQ0ymaiLzg5KdCXlKLjvcW893 SUOqXwnz5DrgnHtJTxOsQfEKIT7DmDSUCaxw7Rqn8787ZsmRM9e2VmPeBN4uqYvTtW7jvijg9N/y JsXecLq0q+WD6m8AAAD//wMAUEsDBBQABgAIAAAAIQA4/SH/1gAAAJQBAAALAAAAX3JlbHMvLnJl bHOkkMFqwzAMhu+DvYPRfXGawxijTi+j0GvpHsDYimMaW0Yy2fr2M4PBMnrbUb/Q94l/f/hMi1qR JVI2sOt6UJgd+ZiDgffL8ekFlFSbvV0oo4EbChzGx4f9GRdb25HMsYhqlCwG5lrLq9biZkxWOiqY 22YiTra2kYMu1l1tQD30/bPm3wwYN0x18gb45AdQl1tp5j/sFB2T0FQ7R0nTNEV3j6o9feQzro1i OWA14Fm+Q8a1a8+Bvu/d/dMb2JY5uiPbhG/ktn4cqGU/er3pcvwCAAD//wMAUEsDBBQABgAIAAAA IQA8Yw5ZoQIAAKwFAAAOAAAAZHJzL2Uyb0RvYy54bWysVN1q2zAUvh/sHYTuV8fu2qahThntMgZl LbR9AFmWYzFZ0iQlcd5+n+Q4P+1gMOYL+8g6Pv5+js7Nbd8pshbOS6NLmp9NKBGam1rqZUlfXxaf ppT4wHTNlNGipFvh6e3844ebjZ2JwrRG1cIRFNF+trElbUOwsyzzvBUd82fGCo3NxriOBSzdMqsd 26B6p7JiMrnMNsbV1hkuvMfb+2GTzlP9phE8PDaNF4GokgJbSHeX7lW8Z/MbNls6ZlvJdzDYP6Do mNT46b7UPQuMrJx8V6qT3BlvmnDGTZeZppFcJA5gk0/esHlumRWJC8Txdi+T/39l+Y/1kyOyLmlB iWYdLFpAbEGUrJwgRRRoY/0Mec/2ye1WHmFk2zeui0/wIH1JL4rPF9dTOL4t6fnldZ5PdgKLPhCO BDg2KS4o4UjIr66mw352KMRXPnwTJhVl6wcfBn/qMWLtGPFej6GDy9FflfwNlMBfRwn8rQZ/LQvx u4g0hmRzQNLugRCAdKvYx48/Y2fE7M6sxYtJ34VIEB0E5IkUQB92lX6fdcJvTBifNpUb5Xirxpg1 Pt9ljwjGBK6MF5AKoCLBfZBI4+WxrN4oWS+kUpGWd8vqTjmyZtBvka4oGT45SVM6apYXVzCMcIZz 2igGoXln0TleL5NaJ5+cVIbtuP5U2Tof7plvBwSpwuBZJwMGg5JdSdEmuz5qBau/6pqErUWjakwU GoH5jhIlMH8QpIYJTKq/54Gl0iAb+3vo6BiFvurTgchjrfimMvUWh8RbvpCA+8B8eGIOYyLH3zE6 8N9fK+aARX3XOJvT6XXUKaTF+TSeAuKOd6rjHaZ5a9CxkHMI7wJWQ/9p82UVTCPjMUgwByi7BUZC smo3vuLMOV6nrMOQnf8GAAD//wMAUEsDBBQABgAIAAAAIQDo2MKT2gAAAAYBAAAPAAAAZHJzL2Rv d25yZXYueG1sTI/BTsNADETvSPzDykjc6KYFoihkUwFSOYJo+wFO1k0ist4ou2lSvh5zgpM1mvH4 udgurldnGkPn2cB6lYAirr3tuDFwPOzuMlAhIlvsPZOBCwXYltdXBebWz/xJ531slJRwyNFAG+OQ ax3qlhyGlR+IxTv50WEUOTbajjhLuev1JklS7bBjudDiQK8t1V/7yQnG5W1XudN3dfxIQzp1U/N+ eJmNub1Znp9ARVriXxh+8WUHSmGq/MQ2qN7AQyavRAMbGWJn60dQlYF70bos9H/88gcAAP//AwBQ SwECLQAUAAYACAAAACEAtoM4kv4AAADhAQAAEwAAAAAAAAAAAAAAAAAAAAAAW0NvbnRlbnRfVHlw ZXNdLnhtbFBLAQItABQABgAIAAAAIQA4/SH/1gAAAJQBAAALAAAAAAAAAAAAAAAAAC8BAABfcmVs cy8ucmVsc1BLAQItABQABgAIAAAAIQA8Yw5ZoQIAAKwFAAAOAAAAAAAAAAAAAAAAAC4CAABkcnMv ZTJvRG9jLnhtbFBLAQItABQABgAIAAAAIQDo2MKT2gAAAAYBAAAPAAAAAAAAAAAAAAAAAPsEAABk cnMvZG93bnJldi54bWxQSwUGAAAAAAQABADzAAAAAgYAAAAA " adj="-11796480,,5400" path="m,l,177800r200025,l200025,,,xe" strokeweight="1pt">
                       <v:stroke startarrowwidth="narrow" startarrowlength="short" endarrowwidth="narrow" endarrowlength="short" miterlimit="5243f" joinstyle="miter"/>
                       <v:formulas/>
                       <v:path arrowok="t" o:extrusionok="f" o:connecttype="custom" textboxrect="0,0,200025,177800"/>
@@ -1286,7 +1159,7 @@
                         <w:txbxContent>
                           <w:p>
                             <w:pPr>
-                              <w:spacing w:line="275" w:lineRule="auto"/>
+                              <w:spacing w:line="240" w:lineRule="auto"/>
                               <w:textDirection w:val="btLr"/>
                             </w:pPr>
                           </w:p>
@@ -1340,7 +1213,7 @@
       </w:tr>
       <w:tr>
         <w:trPr>
-          <w:trHeight w:val="1101"/>
+          <w:trHeight w:val="850"/>
         </w:trPr>
         <w:tc>
           <w:tcPr>
@@ -1359,14 +1232,7 @@
                 <w:sz w:val="24"/>
                 <w:szCs w:val="24"/>
               </w:rPr>
-              <w:t>LA DIRECTRICE</w:t>
-            </w:r>
-            <w:r>
-              <w:rPr>
-                <w:sz w:val="24"/>
-                <w:szCs w:val="24"/>
-              </w:rPr>
-              <w:t xml:space="preserve"> DES RESSOURCES HUMAINES</w:t>
+              <w:t>LA DIRECTRICE DES RESSOURCES HUMAINES</w:t>
             </w:r>
           </w:p>
           <w:p>
@@ -1625,21 +1491,7 @@
           <w:sz w:val="24"/>
           <w:szCs w:val="24"/>
         </w:rPr>
-        <w:t> :</w:t>
-      </w:r>
-      <w:r>
-        <w:rPr>
-          <w:sz w:val="24"/>
-          <w:szCs w:val="24"/>
-        </w:rPr>
-        <w:t xml:space="preserve"> B</w:t>
-      </w:r>
-      <w:r>
-        <w:rPr>
-          <w:sz w:val="24"/>
-          <w:szCs w:val="24"/>
-        </w:rPr>
-        <w:t>ien</w:t>
+        <w:t> : Bien</w:t>
       </w:r>
       <w:r>
         <w:rPr>
@@ -1709,7 +1561,7 @@
     <w:sectPr>
       <w:headerReference w:type="default" r:id="rId7"/>
       <w:pgSz w:w="11906" w:h="16838"/>
-      <w:pgMar w:top="851" w:right="1418" w:bottom="284" w:left="1418" w:header="709" w:footer="709" w:gutter="0"/>
+      <w:pgMar w:top="200" w:right="1418" w:bottom="284" w:left="1418" w:header="400" w:footer="709" w:gutter="0"/>
       <w:pgNumType w:start="1"/>
       <w:cols w:space="720"/>
     </w:sectPr>
@@ -1718,11 +1570,11 @@
 </file>
 
 <file path=word/endnotes.xml><?xml version="1.0" encoding="utf-8"?>
-<w:endnotes xmlns:wpc="http://schemas.microsoft.com/office/word/2010/wordprocessingCanvas" xmlns:cx="http://schemas.microsoft.com/office/drawing/2014/chartex" xmlns:cx1="http://schemas.microsoft.com/office/drawing/2015/9/8/chartex" xmlns:cx2="http://schemas.microsoft.com/office/drawing/2015/10/21/chartex" xmlns:cx3="http://schemas.microsoft.com/office/drawing/2016/5/9/chartex" xmlns:cx4="http://schemas.microsoft.com/office/drawing/2016/5/10/chartex" xmlns:cx5="http://schemas.microsoft.com/office/drawing/2016/5/11/chartex" xmlns:cx6="http://schemas.microsoft.com/office/drawing/2016/5/12/chartex" xmlns:cx7="http://schemas.microsoft.com/office/drawing/2016/5/13/chartex" xmlns:cx8="http://schemas.microsoft.com/office/drawing/2016/5/14/chartex" xmlns:mc="http://schemas.openxmlformats.org/markup-compatibility/2006" xmlns:aink="http://schemas.microsoft.com/office/drawing/2016/ink" xmlns:am3d="http://schemas.microsoft.com/office/drawing/2017/model3d" xmlns:o="urn:schemas-microsoft-com:office:office" xmlns:r="http://schemas.openxmlformats.org/officeDocument/2006/relationships" xmlns:m="http://schemas.openxmlformats.org/officeDocument/2006/math" xmlns:v="urn:schemas-microsoft-com:vml" xmlns:wp14="http://schemas.microsoft.com/office/word/2010/wordprocessingDrawing" xmlns:wp="http://schemas.openxmlformats.org/drawingml/2006/wordprocessingDrawing" xmlns:w10="urn:schemas-microsoft-com:office:word" xmlns:w="http://schemas.openxmlformats.org/wordprocessingml/2006/main" xmlns:w14="http://schemas.microsoft.com/office/word/2010/wordml" xmlns:w15="http://schemas.microsoft.com/office/word/2012/wordml" xmlns:w16cex="http://schemas.microsoft.com/office/word/2018/wordml/cex" xmlns:w16cid="http://schemas.microsoft.com/office/word/2016/wordml/cid" xmlns:w16="http://schemas.microsoft.com/office/word/2018/wordml" xmlns:w16sdtdh="http://schemas.microsoft.com/office/word/2020/wordml/sdtdatahash" xmlns:w16se="http://schemas.microsoft.com/office/word/2015/wordml/symex" xmlns:wpg="http://schemas.microsoft.com/office/word/2010/wordprocessingGroup" xmlns:wpi="http://schemas.microsoft.com/office/word/2010/wordprocessingInk" xmlns:wne="http://schemas.microsoft.com/office/word/2006/wordml" xmlns:wps="http://schemas.microsoft.com/office/word/2010/wordprocessingShape" mc:Ignorable="w14 w15 w16se w16cid w16 w16cex w16sdtdh wp14">
+<w:endnotes xmlns:wpc="http://schemas.microsoft.com/office/word/2010/wordprocessingCanvas" xmlns:cx="http://schemas.microsoft.com/office/drawing/2014/chartex" xmlns:cx1="http://schemas.microsoft.com/office/drawing/2015/9/8/chartex" xmlns:cx2="http://schemas.microsoft.com/office/drawing/2015/10/21/chartex" xmlns:cx3="http://schemas.microsoft.com/office/drawing/2016/5/9/chartex" xmlns:cx4="http://schemas.microsoft.com/office/drawing/2016/5/10/chartex" xmlns:cx5="http://schemas.microsoft.com/office/drawing/2016/5/11/chartex" xmlns:cx6="http://schemas.microsoft.com/office/drawing/2016/5/12/chartex" xmlns:cx7="http://schemas.microsoft.com/office/drawing/2016/5/13/chartex" xmlns:cx8="http://schemas.microsoft.com/office/drawing/2016/5/14/chartex" xmlns:mc="http://schemas.openxmlformats.org/markup-compatibility/2006" xmlns:aink="http://schemas.microsoft.com/office/drawing/2016/ink" xmlns:am3d="http://schemas.microsoft.com/office/drawing/2017/model3d" xmlns:o="urn:schemas-microsoft-com:office:office" xmlns:oel="http://schemas.microsoft.com/office/2019/extlst" xmlns:r="http://schemas.openxmlformats.org/officeDocument/2006/relationships" xmlns:m="http://schemas.openxmlformats.org/officeDocument/2006/math" xmlns:v="urn:schemas-microsoft-com:vml" xmlns:wp14="http://schemas.microsoft.com/office/word/2010/wordprocessingDrawing" xmlns:wp="http://schemas.openxmlformats.org/drawingml/2006/wordprocessingDrawing" xmlns:w10="urn:schemas-microsoft-com:office:word" xmlns:w="http://schemas.openxmlformats.org/wordprocessingml/2006/main" xmlns:w14="http://schemas.microsoft.com/office/word/2010/wordml" xmlns:w15="http://schemas.microsoft.com/office/word/2012/wordml" xmlns:w16cei="http://schemas.microsoft.com/office/word/2026/wordml/cei" xmlns:w16cex="http://schemas.microsoft.com/office/word/2018/wordml/cex" xmlns:w16cid="http://schemas.microsoft.com/office/word/2016/wordml/cid" xmlns:w16="http://schemas.microsoft.com/office/word/2018/wordml" xmlns:w16du="http://schemas.microsoft.com/office/word/2023/wordml/word16du" xmlns:w16sdtdh="http://schemas.microsoft.com/office/word/2020/wordml/sdtdatahash" xmlns:w16sdtfl="http://schemas.microsoft.com/office/word/2024/wordml/sdtformatlock" xmlns:w16se="http://schemas.microsoft.com/office/word/2015/wordml/symex" xmlns:wpg="http://schemas.microsoft.com/office/word/2010/wordprocessingGroup" xmlns:wpi="http://schemas.microsoft.com/office/word/2010/wordprocessingInk" xmlns:wne="http://schemas.microsoft.com/office/word/2006/wordml" xmlns:wps="http://schemas.microsoft.com/office/word/2010/wordprocessingShape" mc:Ignorable="w14 w15 w16se w16cid w16 w16cex w16sdtdh w16sdtfl w16du wp14">
   <w:endnote w:type="separator" w:id="-1">
     <w:p>
       <w:pPr>
-        <w:spacing w:after="0" w:line="240" w:lineRule="auto"/>
+        <w:spacing w:after="0"/>
       </w:pPr>
       <w:r>
         <w:separator/>
@@ -1732,7 +1584,7 @@
   <w:endnote w:type="continuationSeparator" w:id="0">
     <w:p>
       <w:pPr>
-        <w:spacing w:after="0" w:line="240" w:lineRule="auto"/>
+        <w:spacing w:after="0"/>
       </w:pPr>
       <w:r>
         <w:continuationSeparator/>
@@ -1743,11 +1595,11 @@
 </file>
 
 <file path=word/footnotes.xml><?xml version="1.0" encoding="utf-8"?>
-<w:footnotes xmlns:wpc="http://schemas.microsoft.com/office/word/2010/wordprocessingCanvas" xmlns:cx="http://schemas.microsoft.com/office/drawing/2014/chartex" xmlns:cx1="http://schemas.microsoft.com/office/drawing/2015/9/8/chartex" xmlns:cx2="http://schemas.microsoft.com/office/drawing/2015/10/21/chartex" xmlns:cx3="http://schemas.microsoft.com/office/drawing/2016/5/9/chartex" xmlns:cx4="http://schemas.microsoft.com/office/drawing/2016/5/10/chartex" xmlns:cx5="http://schemas.microsoft.com/office/drawing/2016/5/11/chartex" xmlns:cx6="http://schemas.microsoft.com/office/drawing/2016/5/12/chartex" xmlns:cx7="http://schemas.microsoft.com/office/drawing/2016/5/13/chartex" xmlns:cx8="http://schemas.microsoft.com/office/drawing/2016/5/14/chartex" xmlns:mc="http://schemas.openxmlformats.org/markup-compatibility/2006" xmlns:aink="http://schemas.microsoft.com/office/drawing/2016/ink" xmlns:am3d="http://schemas.microsoft.com/office/drawing/2017/model3d" xmlns:o="urn:schemas-microsoft-com:office:office" xmlns:r="http://schemas.openxmlformats.org/officeDocument/2006/relationships" xmlns:m="http://schemas.openxmlformats.org/officeDocument/2006/math" xmlns:v="urn:schemas-microsoft-com:vml" xmlns:wp14="http://schemas.microsoft.com/office/word/2010/wordprocessingDrawing" xmlns:wp="http://schemas.openxmlformats.org/drawingml/2006/wordprocessingDrawing" xmlns:w10="urn:schemas-microsoft-com:office:word" xmlns:w="http://schemas.openxmlformats.org/wordprocessingml/2006/main" xmlns:w14="http://schemas.microsoft.com/office/word/2010/wordml" xmlns:w15="http://schemas.microsoft.com/office/word/2012/wordml" xmlns:w16cex="http://schemas.microsoft.com/office/word/2018/wordml/cex" xmlns:w16cid="http://schemas.microsoft.com/office/word/2016/wordml/cid" xmlns:w16="http://schemas.microsoft.com/office/word/2018/wordml" xmlns:w16sdtdh="http://schemas.microsoft.com/office/word/2020/wordml/sdtdatahash" xmlns:w16se="http://schemas.microsoft.com/office/word/2015/wordml/symex" xmlns:wpg="http://schemas.microsoft.com/office/word/2010/wordprocessingGroup" xmlns:wpi="http://schemas.microsoft.com/office/word/2010/wordprocessingInk" xmlns:wne="http://schemas.microsoft.com/office/word/2006/wordml" xmlns:wps="http://schemas.microsoft.com/office/word/2010/wordprocessingShape" mc:Ignorable="w14 w15 w16se w16cid w16 w16cex w16sdtdh wp14">
+<w:footnotes xmlns:wpc="http://schemas.microsoft.com/office/word/2010/wordprocessingCanvas" xmlns:cx="http://schemas.microsoft.com/office/drawing/2014/chartex" xmlns:cx1="http://schemas.microsoft.com/office/drawing/2015/9/8/chartex" xmlns:cx2="http://schemas.microsoft.com/office/drawing/2015/10/21/chartex" xmlns:cx3="http://schemas.microsoft.com/office/drawing/2016/5/9/chartex" xmlns:cx4="http://schemas.microsoft.com/office/drawing/2016/5/10/chartex" xmlns:cx5="http://schemas.microsoft.com/office/drawing/2016/5/11/chartex" xmlns:cx6="http://schemas.microsoft.com/office/drawing/2016/5/12/chartex" xmlns:cx7="http://schemas.microsoft.com/office/drawing/2016/5/13/chartex" xmlns:cx8="http://schemas.microsoft.com/office/drawing/2016/5/14/chartex" xmlns:mc="http://schemas.openxmlformats.org/markup-compatibility/2006" xmlns:aink="http://schemas.microsoft.com/office/drawing/2016/ink" xmlns:am3d="http://schemas.microsoft.com/office/drawing/2017/model3d" xmlns:o="urn:schemas-microsoft-com:office:office" xmlns:oel="http://schemas.microsoft.com/office/2019/extlst" xmlns:r="http://schemas.openxmlformats.org/officeDocument/2006/relationships" xmlns:m="http://schemas.openxmlformats.org/officeDocument/2006/math" xmlns:v="urn:schemas-microsoft-com:vml" xmlns:wp14="http://schemas.microsoft.com/office/word/2010/wordprocessingDrawing" xmlns:wp="http://schemas.openxmlformats.org/drawingml/2006/wordprocessingDrawing" xmlns:w10="urn:schemas-microsoft-com:office:word" xmlns:w="http://schemas.openxmlformats.org/wordprocessingml/2006/main" xmlns:w14="http://schemas.microsoft.com/office/word/2010/wordml" xmlns:w15="http://schemas.microsoft.com/office/word/2012/wordml" xmlns:w16cei="http://schemas.microsoft.com/office/word/2026/wordml/cei" xmlns:w16cex="http://schemas.microsoft.com/office/word/2018/wordml/cex" xmlns:w16cid="http://schemas.microsoft.com/office/word/2016/wordml/cid" xmlns:w16="http://schemas.microsoft.com/office/word/2018/wordml" xmlns:w16du="http://schemas.microsoft.com/office/word/2023/wordml/word16du" xmlns:w16sdtdh="http://schemas.microsoft.com/office/word/2020/wordml/sdtdatahash" xmlns:w16sdtfl="http://schemas.microsoft.com/office/word/2024/wordml/sdtformatlock" xmlns:w16se="http://schemas.microsoft.com/office/word/2015/wordml/symex" xmlns:wpg="http://schemas.microsoft.com/office/word/2010/wordprocessingGroup" xmlns:wpi="http://schemas.microsoft.com/office/word/2010/wordprocessingInk" xmlns:wne="http://schemas.microsoft.com/office/word/2006/wordml" xmlns:wps="http://schemas.microsoft.com/office/word/2010/wordprocessingShape" mc:Ignorable="w14 w15 w16se w16cid w16 w16cex w16sdtdh w16sdtfl w16du wp14">
   <w:footnote w:type="separator" w:id="-1">
     <w:p>
       <w:pPr>
-        <w:spacing w:after="0" w:line="240" w:lineRule="auto"/>
+        <w:spacing w:after="0"/>
       </w:pPr>
       <w:r>
         <w:separator/>
@@ -1757,7 +1609,7 @@
   <w:footnote w:type="continuationSeparator" w:id="0">
     <w:p>
       <w:pPr>
-        <w:spacing w:after="0" w:line="240" w:lineRule="auto"/>
+        <w:spacing w:after="0"/>
       </w:pPr>
       <w:r>
         <w:continuationSeparator/>
@@ -1768,7 +1620,7 @@
 </file>
 
 <file path=word/header1.xml><?xml version="1.0" encoding="utf-8"?>
-<w:hdr xmlns:wpc="http://schemas.microsoft.com/office/word/2010/wordprocessingCanvas" xmlns:cx="http://schemas.microsoft.com/office/drawing/2014/chartex" xmlns:cx1="http://schemas.microsoft.com/office/drawing/2015/9/8/chartex" xmlns:cx2="http://schemas.microsoft.com/office/drawing/2015/10/21/chartex" xmlns:cx3="http://schemas.microsoft.com/office/drawing/2016/5/9/chartex" xmlns:cx4="http://schemas.microsoft.com/office/drawing/2016/5/10/chartex" xmlns:cx5="http://schemas.microsoft.com/office/drawing/2016/5/11/chartex" xmlns:cx6="http://schemas.microsoft.com/office/drawing/2016/5/12/chartex" xmlns:cx7="http://schemas.microsoft.com/office/drawing/2016/5/13/chartex" xmlns:cx8="http://schemas.microsoft.com/office/drawing/2016/5/14/chartex" xmlns:mc="http://schemas.openxmlformats.org/markup-compatibility/2006" xmlns:aink="http://schemas.microsoft.com/office/drawing/2016/ink" xmlns:am3d="http://schemas.microsoft.com/office/drawing/2017/model3d" xmlns:o="urn:schemas-microsoft-com:office:office" xmlns:r="http://schemas.openxmlformats.org/officeDocument/2006/relationships" xmlns:m="http://schemas.openxmlformats.org/officeDocument/2006/math" xmlns:v="urn:schemas-microsoft-com:vml" xmlns:wp14="http://schemas.microsoft.com/office/word/2010/wordprocessingDrawing" xmlns:wp="http://schemas.openxmlformats.org/drawingml/2006/wordprocessingDrawing" xmlns:w10="urn:schemas-microsoft-com:office:word" xmlns:w="http://schemas.openxmlformats.org/wordprocessingml/2006/main" xmlns:w14="http://schemas.microsoft.com/office/word/2010/wordml" xmlns:w15="http://schemas.microsoft.com/office/word/2012/wordml" xmlns:w16cex="http://schemas.microsoft.com/office/word/2018/wordml/cex" xmlns:w16cid="http://schemas.microsoft.com/office/word/2016/wordml/cid" xmlns:w16="http://schemas.microsoft.com/office/word/2018/wordml" xmlns:w16sdtdh="http://schemas.microsoft.com/office/word/2020/wordml/sdtdatahash" xmlns:w16se="http://schemas.microsoft.com/office/word/2015/wordml/symex" xmlns:wpg="http://schemas.microsoft.com/office/word/2010/wordprocessingGroup" xmlns:wpi="http://schemas.microsoft.com/office/word/2010/wordprocessingInk" xmlns:wne="http://schemas.microsoft.com/office/word/2006/wordml" xmlns:wps="http://schemas.microsoft.com/office/word/2010/wordprocessingShape" mc:Ignorable="w14 w15 w16se w16cid w16 w16cex w16sdtdh wp14">
+<w:hdr xmlns:wpc="http://schemas.microsoft.com/office/word/2010/wordprocessingCanvas" xmlns:cx="http://schemas.microsoft.com/office/drawing/2014/chartex" xmlns:cx1="http://schemas.microsoft.com/office/drawing/2015/9/8/chartex" xmlns:cx2="http://schemas.microsoft.com/office/drawing/2015/10/21/chartex" xmlns:cx3="http://schemas.microsoft.com/office/drawing/2016/5/9/chartex" xmlns:cx4="http://schemas.microsoft.com/office/drawing/2016/5/10/chartex" xmlns:cx5="http://schemas.microsoft.com/office/drawing/2016/5/11/chartex" xmlns:cx6="http://schemas.microsoft.com/office/drawing/2016/5/12/chartex" xmlns:cx7="http://schemas.microsoft.com/office/drawing/2016/5/13/chartex" xmlns:cx8="http://schemas.microsoft.com/office/drawing/2016/5/14/chartex" xmlns:mc="http://schemas.openxmlformats.org/markup-compatibility/2006" xmlns:aink="http://schemas.microsoft.com/office/drawing/2016/ink" xmlns:am3d="http://schemas.microsoft.com/office/drawing/2017/model3d" xmlns:o="urn:schemas-microsoft-com:office:office" xmlns:oel="http://schemas.microsoft.com/office/2019/extlst" xmlns:r="http://schemas.openxmlformats.org/officeDocument/2006/relationships" xmlns:m="http://schemas.openxmlformats.org/officeDocument/2006/math" xmlns:v="urn:schemas-microsoft-com:vml" xmlns:wp14="http://schemas.microsoft.com/office/word/2010/wordprocessingDrawing" xmlns:wp="http://schemas.openxmlformats.org/drawingml/2006/wordprocessingDrawing" xmlns:w10="urn:schemas-microsoft-com:office:word" xmlns:w="http://schemas.openxmlformats.org/wordprocessingml/2006/main" xmlns:w14="http://schemas.microsoft.com/office/word/2010/wordml" xmlns:w15="http://schemas.microsoft.com/office/word/2012/wordml" xmlns:w16cei="http://schemas.microsoft.com/office/word/2026/wordml/cei" xmlns:w16cex="http://schemas.microsoft.com/office/word/2018/wordml/cex" xmlns:w16cid="http://schemas.microsoft.com/office/word/2016/wordml/cid" xmlns:w16="http://schemas.microsoft.com/office/word/2018/wordml" xmlns:w16du="http://schemas.microsoft.com/office/word/2023/wordml/word16du" xmlns:w16sdtdh="http://schemas.microsoft.com/office/word/2020/wordml/sdtdatahash" xmlns:w16sdtfl="http://schemas.microsoft.com/office/word/2024/wordml/sdtformatlock" xmlns:w16se="http://schemas.microsoft.com/office/word/2015/wordml/symex" xmlns:wpg="http://schemas.microsoft.com/office/word/2010/wordprocessingGroup" xmlns:wpi="http://schemas.microsoft.com/office/word/2010/wordprocessingInk" xmlns:wne="http://schemas.microsoft.com/office/word/2006/wordml" xmlns:wps="http://schemas.microsoft.com/office/word/2010/wordprocessingShape" mc:Ignorable="w14 w15 w16se w16cid w16 w16cex w16sdtdh w16sdtfl w16du wp14">
   <w:p>
     <w:pPr>
       <w:widowControl w:val="0"/>
@@ -1809,7 +1661,6 @@
         <w:tcPr>
           <w:tcW w:w="2623" w:type="dxa"/>
           <w:vMerge w:val="restart"/>
-          <w:shd w:val="clear" w:color="auto" w:fill="auto"/>
           <w:tcMar>
             <w:top w:w="100" w:type="dxa"/>
             <w:left w:w="100" w:type="dxa"/>
@@ -1820,7 +1671,8 @@
         <w:p>
           <w:pPr>
             <w:widowControl w:val="0"/>
-            <w:spacing w:after="0" w:line="240" w:lineRule="auto"/>
+            <w:spacing w:after="0"/>
+            <w:jc w:val="center"/>
             <w:rPr>
               <w:rFonts w:ascii="Arial Narrow" w:eastAsia="Arial Narrow" w:hAnsi="Arial Narrow" w:cs="Arial Narrow"/>
               <w:sz w:val="24"/>
@@ -1832,10 +1684,10 @@
               <w:noProof/>
             </w:rPr>
             <w:drawing>
-              <wp:inline distT="0" distB="0" distL="0" distR="0" wp14:anchorId="1B9C7B88" wp14:editId="50ED02F3">
-                <wp:extent cx="1538605" cy="974090"/>
-                <wp:effectExtent l="0" t="0" r="4445" b="0"/>
-                <wp:docPr id="4" name="Image 4"/>
+              <wp:inline distT="0" distB="0" distL="0" distR="0" wp14:anchorId="2F7720C7" wp14:editId="5702D65E">
+                <wp:extent cx="1495425" cy="795655"/>
+                <wp:effectExtent l="0" t="0" r="9525" b="4445"/>
+                <wp:docPr id="1828731106" name="Image 1"/>
                 <wp:cNvGraphicFramePr>
                   <a:graphicFrameLocks xmlns:a="http://schemas.openxmlformats.org/drawingml/2006/main" noChangeAspect="1"/>
                 </wp:cNvGraphicFramePr>
@@ -1843,10 +1695,8 @@
                   <a:graphicData uri="http://schemas.openxmlformats.org/drawingml/2006/picture">
                     <pic:pic xmlns:pic="http://schemas.openxmlformats.org/drawingml/2006/picture">
                       <pic:nvPicPr>
-                        <pic:cNvPr id="0" name="Picture 1"/>
-                        <pic:cNvPicPr>
-                          <a:picLocks noChangeAspect="1" noChangeArrowheads="1"/>
-                        </pic:cNvPicPr>
+                        <pic:cNvPr id="1828731106" name="Image 1"/>
+                        <pic:cNvPicPr/>
                       </pic:nvPicPr>
                       <pic:blipFill>
                         <a:blip r:embed="rId1">
@@ -1856,23 +1706,18 @@
                             </a:ext>
                           </a:extLst>
                         </a:blip>
-                        <a:srcRect/>
                         <a:stretch>
                           <a:fillRect/>
                         </a:stretch>
                       </pic:blipFill>
-                      <pic:spPr bwMode="auto">
+                      <pic:spPr>
                         <a:xfrm>
                           <a:off x="0" y="0"/>
-                          <a:ext cx="1538605" cy="974090"/>
+                          <a:ext cx="1511598" cy="804260"/>
                         </a:xfrm>
                         <a:prstGeom prst="rect">
                           <a:avLst/>
                         </a:prstGeom>
-                        <a:noFill/>
-                        <a:ln>
-                          <a:noFill/>
-                        </a:ln>
                       </pic:spPr>
                     </pic:pic>
                   </a:graphicData>
@@ -1886,7 +1731,6 @@
         <w:tcPr>
           <w:tcW w:w="5550" w:type="dxa"/>
           <w:vMerge w:val="restart"/>
-          <w:shd w:val="clear" w:color="auto" w:fill="auto"/>
           <w:tcMar>
             <w:top w:w="100" w:type="dxa"/>
             <w:left w:w="100" w:type="dxa"/>
@@ -1897,7 +1741,7 @@
         <w:p>
           <w:pPr>
             <w:widowControl w:val="0"/>
-            <w:spacing w:after="0" w:line="240" w:lineRule="auto"/>
+            <w:spacing w:after="0"/>
             <w:jc w:val="center"/>
             <w:rPr>
               <w:rFonts w:ascii="Arial Narrow" w:eastAsia="Arial Narrow" w:hAnsi="Arial Narrow" w:cs="Arial Narrow"/>
@@ -1910,7 +1754,7 @@
         <w:p>
           <w:pPr>
             <w:widowControl w:val="0"/>
-            <w:spacing w:after="0" w:line="240" w:lineRule="auto"/>
+            <w:spacing w:after="0"/>
             <w:jc w:val="center"/>
             <w:rPr>
               <w:rFonts w:ascii="Arial Narrow" w:eastAsia="Arial Narrow" w:hAnsi="Arial Narrow" w:cs="Arial Narrow"/>
@@ -1933,7 +1777,6 @@
       <w:tc>
         <w:tcPr>
           <w:tcW w:w="2580" w:type="dxa"/>
-          <w:shd w:val="clear" w:color="auto" w:fill="auto"/>
           <w:tcMar>
             <w:top w:w="100" w:type="dxa"/>
             <w:left w:w="100" w:type="dxa"/>
@@ -1944,7 +1787,7 @@
         <w:p>
           <w:pPr>
             <w:widowControl w:val="0"/>
-            <w:spacing w:after="0" w:line="240" w:lineRule="auto"/>
+            <w:spacing w:after="0"/>
             <w:rPr>
               <w:rFonts w:ascii="Arial Narrow" w:eastAsia="Arial Narrow" w:hAnsi="Arial Narrow" w:cs="Arial Narrow"/>
             </w:rPr>
@@ -1955,16 +1798,6 @@
             </w:rPr>
             <w:t xml:space="preserve">Réf : </w:t>
           </w:r>
-          <w:proofErr w:type="spellStart"/>
-          <w:r>
-            <w:rPr>
-              <w:rFonts w:ascii="Arial" w:eastAsia="Arial" w:hAnsi="Arial" w:cs="Arial"/>
-              <w:sz w:val="20"/>
-              <w:szCs w:val="20"/>
-            </w:rPr>
-            <w:t>PBI_FIC_Eval_CDD</w:t>
-          </w:r>
-          <w:proofErr w:type="spellEnd"/>
         </w:p>
       </w:tc>
     </w:tr>
@@ -1976,7 +1809,6 @@
         <w:tcPr>
           <w:tcW w:w="2623" w:type="dxa"/>
           <w:vMerge/>
-          <w:shd w:val="clear" w:color="auto" w:fill="auto"/>
           <w:tcMar>
             <w:top w:w="100" w:type="dxa"/>
             <w:left w:w="100" w:type="dxa"/>
@@ -1987,7 +1819,7 @@
         <w:p>
           <w:pPr>
             <w:widowControl w:val="0"/>
-            <w:spacing w:after="0" w:line="240" w:lineRule="auto"/>
+            <w:spacing w:after="0"/>
             <w:rPr>
               <w:rFonts w:ascii="Arial Narrow" w:eastAsia="Arial Narrow" w:hAnsi="Arial Narrow" w:cs="Arial Narrow"/>
               <w:sz w:val="24"/>
@@ -2000,7 +1832,6 @@
         <w:tcPr>
           <w:tcW w:w="5550" w:type="dxa"/>
           <w:vMerge/>
-          <w:shd w:val="clear" w:color="auto" w:fill="auto"/>
           <w:tcMar>
             <w:top w:w="100" w:type="dxa"/>
             <w:left w:w="100" w:type="dxa"/>
@@ -2011,7 +1842,7 @@
         <w:p>
           <w:pPr>
             <w:widowControl w:val="0"/>
-            <w:spacing w:after="0" w:line="240" w:lineRule="auto"/>
+            <w:spacing w:after="0"/>
             <w:rPr>
               <w:rFonts w:ascii="Arial Narrow" w:eastAsia="Arial Narrow" w:hAnsi="Arial Narrow" w:cs="Arial Narrow"/>
               <w:sz w:val="24"/>
@@ -2023,7 +1854,6 @@
       <w:tc>
         <w:tcPr>
           <w:tcW w:w="2580" w:type="dxa"/>
-          <w:shd w:val="clear" w:color="auto" w:fill="auto"/>
           <w:tcMar>
             <w:top w:w="100" w:type="dxa"/>
             <w:left w:w="100" w:type="dxa"/>
@@ -2034,7 +1864,7 @@
         <w:p>
           <w:pPr>
             <w:widowControl w:val="0"/>
-            <w:spacing w:after="0" w:line="240" w:lineRule="auto"/>
+            <w:spacing w:after="0"/>
             <w:rPr>
               <w:rFonts w:ascii="Arial Narrow" w:eastAsia="Arial Narrow" w:hAnsi="Arial Narrow" w:cs="Arial Narrow"/>
             </w:rPr>
@@ -2056,7 +1886,6 @@
         <w:tcPr>
           <w:tcW w:w="2623" w:type="dxa"/>
           <w:vMerge/>
-          <w:shd w:val="clear" w:color="auto" w:fill="auto"/>
           <w:tcMar>
             <w:top w:w="100" w:type="dxa"/>
             <w:left w:w="100" w:type="dxa"/>
@@ -2067,7 +1896,7 @@
         <w:p>
           <w:pPr>
             <w:widowControl w:val="0"/>
-            <w:spacing w:after="0" w:line="240" w:lineRule="auto"/>
+            <w:spacing w:after="0"/>
             <w:rPr>
               <w:rFonts w:ascii="Arial Narrow" w:eastAsia="Arial Narrow" w:hAnsi="Arial Narrow" w:cs="Arial Narrow"/>
               <w:sz w:val="24"/>
@@ -2079,7 +1908,6 @@
       <w:tc>
         <w:tcPr>
           <w:tcW w:w="5550" w:type="dxa"/>
-          <w:shd w:val="clear" w:color="auto" w:fill="auto"/>
           <w:tcMar>
             <w:top w:w="100" w:type="dxa"/>
             <w:left w:w="100" w:type="dxa"/>
@@ -2090,7 +1918,7 @@
         <w:p>
           <w:pPr>
             <w:widowControl w:val="0"/>
-            <w:spacing w:after="0" w:line="240" w:lineRule="auto"/>
+            <w:spacing w:after="0"/>
             <w:jc w:val="center"/>
             <w:rPr>
               <w:rFonts w:ascii="Arial Narrow" w:eastAsia="Arial Narrow" w:hAnsi="Arial Narrow" w:cs="Arial Narrow"/>
@@ -2122,7 +1950,6 @@
       <w:tc>
         <w:tcPr>
           <w:tcW w:w="2580" w:type="dxa"/>
-          <w:shd w:val="clear" w:color="auto" w:fill="auto"/>
           <w:tcMar>
             <w:top w:w="100" w:type="dxa"/>
             <w:left w:w="100" w:type="dxa"/>
@@ -2133,7 +1960,7 @@
         <w:p>
           <w:pPr>
             <w:widowControl w:val="0"/>
-            <w:spacing w:after="0" w:line="240" w:lineRule="auto"/>
+            <w:spacing w:after="0"/>
             <w:rPr>
               <w:rFonts w:ascii="Arial Narrow" w:eastAsia="Arial Narrow" w:hAnsi="Arial Narrow" w:cs="Arial Narrow"/>
             </w:rPr>
@@ -2155,7 +1982,7 @@
         <w:tab w:val="left" w:pos="4106"/>
         <w:tab w:val="left" w:pos="8131"/>
       </w:tabs>
-      <w:spacing w:after="0" w:line="240" w:lineRule="auto"/>
+      <w:spacing w:after="0"/>
       <w:ind w:left="1116"/>
     </w:pPr>
   </w:p>
@@ -2163,7 +1990,7 @@
 </file>
 
 <file path=word/styles.xml><?xml version="1.0" encoding="utf-8"?>
-<w:styles xmlns:mc="http://schemas.openxmlformats.org/markup-compatibility/2006" xmlns:r="http://schemas.openxmlformats.org/officeDocument/2006/relationships" xmlns:w="http://schemas.openxmlformats.org/wordprocessingml/2006/main" xmlns:w14="http://schemas.microsoft.com/office/word/2010/wordml" xmlns:w15="http://schemas.microsoft.com/office/word/2012/wordml" xmlns:w16cex="http://schemas.microsoft.com/office/word/2018/wordml/cex" xmlns:w16cid="http://schemas.microsoft.com/office/word/2016/wordml/cid" xmlns:w16="http://schemas.microsoft.com/office/word/2018/wordml" xmlns:w16sdtdh="http://schemas.microsoft.com/office/word/2020/wordml/sdtdatahash" xmlns:w16se="http://schemas.microsoft.com/office/word/2015/wordml/symex" mc:Ignorable="w14 w15 w16se w16cid w16 w16cex w16sdtdh">
+<w:styles xmlns:mc="http://schemas.openxmlformats.org/markup-compatibility/2006" xmlns:r="http://schemas.openxmlformats.org/officeDocument/2006/relationships" xmlns:w="http://schemas.openxmlformats.org/wordprocessingml/2006/main" xmlns:w14="http://schemas.microsoft.com/office/word/2010/wordml" xmlns:w15="http://schemas.microsoft.com/office/word/2012/wordml" xmlns:w16cex="http://schemas.microsoft.com/office/word/2018/wordml/cex" xmlns:w16cid="http://schemas.microsoft.com/office/word/2016/wordml/cid" xmlns:w16="http://schemas.microsoft.com/office/word/2018/wordml" xmlns:w16du="http://schemas.microsoft.com/office/word/2023/wordml/word16du" xmlns:w16sdtdh="http://schemas.microsoft.com/office/word/2020/wordml/sdtdatahash" xmlns:w16sdtfl="http://schemas.microsoft.com/office/word/2024/wordml/sdtformatlock" xmlns:w16se="http://schemas.microsoft.com/office/word/2015/wordml/symex" mc:Ignorable="w14 w15 w16se w16cid w16 w16cex w16sdtdh w16sdtfl w16du">
   <w:docDefaults>
     <w:rPrDefault>
       <w:rPr>
@@ -2175,7 +2002,7 @@
     </w:rPrDefault>
     <w:pPrDefault>
       <w:pPr>
-        <w:spacing w:after="200" w:line="276" w:lineRule="auto"/>
+        <w:spacing w:after="40"/>
       </w:pPr>
     </w:pPrDefault>
   </w:docDefaults>
@@ -2617,7 +2444,7 @@
     <w:pPr>
       <w:keepNext/>
       <w:keepLines/>
-      <w:spacing w:before="240" w:after="40"/>
+      <w:spacing w:before="240"/>
       <w:outlineLvl w:val="3"/>
     </w:pPr>
     <w:rPr>
@@ -2633,7 +2460,7 @@
     <w:pPr>
       <w:keepNext/>
       <w:keepLines/>
-      <w:spacing w:before="220" w:after="40"/>
+      <w:spacing w:before="220"/>
       <w:outlineLvl w:val="4"/>
     </w:pPr>
     <w:rPr>
@@ -2647,7 +2474,7 @@
     <w:pPr>
       <w:keepNext/>
       <w:keepLines/>
-      <w:spacing w:before="200" w:after="40"/>
+      <w:spacing w:before="200"/>
       <w:outlineLvl w:val="5"/>
     </w:pPr>
     <w:rPr>
@@ -2715,7 +2542,7 @@
     <w:uiPriority w:val="59"/>
     <w:rsid w:val="00733FD8"/>
     <w:pPr>
-      <w:spacing w:after="0" w:line="240" w:lineRule="auto"/>
+      <w:spacing w:after="0"/>
     </w:pPr>
     <w:tblPr>
       <w:tblBorders>
@@ -2737,7 +2564,7 @@
     <w:unhideWhenUsed/>
     <w:rsid w:val="00B25B7F"/>
     <w:pPr>
-      <w:spacing w:after="0" w:line="240" w:lineRule="auto"/>
+      <w:spacing w:after="0"/>
     </w:pPr>
     <w:rPr>
       <w:rFonts w:ascii="Tahoma" w:hAnsi="Tahoma" w:cs="Tahoma"/>
@@ -2789,7 +2616,7 @@
   <w:style w:type="table" w:customStyle="1" w:styleId="a">
     <w:basedOn w:val="TableNormal"/>
     <w:pPr>
-      <w:spacing w:after="0" w:line="240" w:lineRule="auto"/>
+      <w:spacing w:after="0"/>
     </w:pPr>
     <w:tblPr>
       <w:tblStyleRowBandSize w:val="1"/>
@@ -2838,7 +2665,7 @@
         <w:tab w:val="center" w:pos="4536"/>
         <w:tab w:val="right" w:pos="9072"/>
       </w:tabs>
-      <w:spacing w:after="0" w:line="240" w:lineRule="auto"/>
+      <w:spacing w:after="0"/>
     </w:pPr>
   </w:style>
   <w:style w:type="character" w:customStyle="1" w:styleId="En-tteCar">
@@ -2860,7 +2687,7 @@
         <w:tab w:val="center" w:pos="4536"/>
         <w:tab w:val="right" w:pos="9072"/>
       </w:tabs>
-      <w:spacing w:after="0" w:line="240" w:lineRule="auto"/>
+      <w:spacing w:after="0"/>
     </w:pPr>
   </w:style>
   <w:style w:type="character" w:customStyle="1" w:styleId="PieddepageCar">
